--- a/DTIPELI.261/Kylla-Ei/salasanat-palautus.docx
+++ b/DTIPELI.261/Kylla-Ei/salasanat-palautus.docx
@@ -512,38 +512,86 @@
         <w:widowControl/>
         <w:numPr>
           <w:ilvl w:val="0"/>
-          <w:numId w:val="1"/>
+          <w:numId w:val="0"/>
         </w:numPr>
         <w:pBdr/>
-        <w:tabs>
-          <w:tab w:val="clear" w:pos="709"/>
-          <w:tab w:val="left" w:pos="0" w:leader="none"/>
-        </w:tabs>
-        <w:bidi w:val="0"/>
-        <w:spacing w:lineRule="atLeast" w:line="330" w:before="0" w:after="0"/>
-        <w:ind w:hanging="283" w:start="0" w:end="0"/>
-        <w:jc w:val="start"/>
-        <w:rPr>
-          <w:b w:val="false"/>
-          <w:i w:val="false"/>
-          <w:caps w:val="false"/>
-          <w:smallCaps w:val="false"/>
-          <w:color w:val="3B3B3B"/>
-          <w:spacing w:val="0"/>
-          <w:sz w:val="21"/>
-        </w:rPr>
-      </w:pPr>
-      <w:r>
-        <w:rPr>
-          <w:b w:val="false"/>
-          <w:i w:val="false"/>
-          <w:caps w:val="false"/>
-          <w:smallCaps w:val="false"/>
-          <w:color w:val="3B3B3B"/>
-          <w:spacing w:val="0"/>
-          <w:sz w:val="21"/>
-        </w:rPr>
-        <w:t>Miten ne eroavat? Kumpi on turvallisempi tapa?</w:t>
+        <w:bidi w:val="0"/>
+        <w:spacing w:lineRule="atLeast" w:line="330" w:before="0" w:after="0"/>
+        <w:ind w:hanging="0" w:start="0" w:end="0"/>
+        <w:jc w:val="start"/>
+        <w:rPr>
+          <w:b w:val="false"/>
+          <w:i w:val="false"/>
+          <w:caps w:val="false"/>
+          <w:smallCaps w:val="false"/>
+          <w:color w:val="3B3B3B"/>
+          <w:spacing w:val="0"/>
+          <w:sz w:val="21"/>
+          <w:shd w:fill="auto" w:val="clear"/>
+        </w:rPr>
+      </w:pPr>
+      <w:r>
+        <w:rPr>
+          <w:b w:val="false"/>
+          <w:i w:val="false"/>
+          <w:caps w:val="false"/>
+          <w:smallCaps w:val="false"/>
+          <w:color w:val="3B3B3B"/>
+          <w:spacing w:val="0"/>
+          <w:sz w:val="21"/>
+          <w:shd w:fill="auto" w:val="clear"/>
+        </w:rPr>
+        <w:t xml:space="preserve">- </w:t>
+      </w:r>
+      <w:r>
+        <w:rPr>
+          <w:b w:val="false"/>
+          <w:i w:val="false"/>
+          <w:caps w:val="false"/>
+          <w:smallCaps w:val="false"/>
+          <w:color w:val="3B3B3B"/>
+          <w:spacing w:val="0"/>
+          <w:sz w:val="21"/>
+          <w:shd w:fill="auto" w:val="clear"/>
+        </w:rPr>
+        <w:t>Selväkielinen tai salattu</w:t>
+      </w:r>
+    </w:p>
+    <w:p>
+      <w:pPr>
+        <w:pStyle w:val="BodyText"/>
+        <w:widowControl/>
+        <w:numPr>
+          <w:ilvl w:val="0"/>
+          <w:numId w:val="0"/>
+        </w:numPr>
+        <w:pBdr/>
+        <w:bidi w:val="0"/>
+        <w:spacing w:lineRule="atLeast" w:line="330" w:before="0" w:after="0"/>
+        <w:ind w:hanging="0" w:start="0" w:end="0"/>
+        <w:jc w:val="start"/>
+        <w:rPr>
+          <w:b w:val="false"/>
+          <w:i w:val="false"/>
+          <w:caps w:val="false"/>
+          <w:smallCaps w:val="false"/>
+          <w:color w:val="3B3B3B"/>
+          <w:spacing w:val="0"/>
+          <w:sz w:val="21"/>
+          <w:shd w:fill="auto" w:val="clear"/>
+        </w:rPr>
+      </w:pPr>
+      <w:r>
+        <w:rPr>
+          <w:b w:val="false"/>
+          <w:i w:val="false"/>
+          <w:caps w:val="false"/>
+          <w:smallCaps w:val="false"/>
+          <w:color w:val="3B3B3B"/>
+          <w:spacing w:val="0"/>
+          <w:sz w:val="21"/>
+          <w:shd w:fill="auto" w:val="clear"/>
+        </w:rPr>
       </w:r>
     </w:p>
     <w:p>
@@ -583,7 +631,90 @@
           <w:spacing w:val="0"/>
           <w:sz w:val="21"/>
         </w:rPr>
-        <w:t>Materiaalissa puhuttiin hajautusmenetelmästä (Hashing), mitä se tarkoittaa ja miten se toimii?</w:t>
+        <w:t>Miten ne eroavat? Kumpi on turvallisempi tapa?</w:t>
+      </w:r>
+    </w:p>
+    <w:p>
+      <w:pPr>
+        <w:pStyle w:val="BodyText"/>
+        <w:widowControl/>
+        <w:numPr>
+          <w:ilvl w:val="0"/>
+          <w:numId w:val="0"/>
+        </w:numPr>
+        <w:pBdr/>
+        <w:bidi w:val="0"/>
+        <w:spacing w:lineRule="atLeast" w:line="330" w:before="0" w:after="0"/>
+        <w:ind w:hanging="0" w:start="0" w:end="0"/>
+        <w:jc w:val="start"/>
+        <w:rPr>
+          <w:b w:val="false"/>
+          <w:i w:val="false"/>
+          <w:caps w:val="false"/>
+          <w:smallCaps w:val="false"/>
+          <w:color w:val="3B3B3B"/>
+          <w:spacing w:val="0"/>
+          <w:sz w:val="21"/>
+        </w:rPr>
+      </w:pPr>
+      <w:r>
+        <w:rPr>
+          <w:b w:val="false"/>
+          <w:i w:val="false"/>
+          <w:caps w:val="false"/>
+          <w:smallCaps w:val="false"/>
+          <w:color w:val="3B3B3B"/>
+          <w:spacing w:val="0"/>
+          <w:sz w:val="21"/>
+        </w:rPr>
+        <w:t xml:space="preserve">- </w:t>
+      </w:r>
+      <w:r>
+        <w:rPr>
+          <w:b w:val="false"/>
+          <w:i w:val="false"/>
+          <w:caps w:val="false"/>
+          <w:smallCaps w:val="false"/>
+          <w:color w:val="3B3B3B"/>
+          <w:spacing w:val="0"/>
+          <w:sz w:val="21"/>
+        </w:rPr>
+        <w:t>Salattu, Selvkielisen voi kopioda tietokannasta sellaisenaan ja käyttää suoraan</w:t>
+      </w:r>
+    </w:p>
+    <w:p>
+      <w:pPr>
+        <w:pStyle w:val="BodyText"/>
+        <w:widowControl/>
+        <w:numPr>
+          <w:ilvl w:val="0"/>
+          <w:numId w:val="0"/>
+        </w:numPr>
+        <w:pBdr/>
+        <w:bidi w:val="0"/>
+        <w:spacing w:lineRule="atLeast" w:line="330" w:before="0" w:after="0"/>
+        <w:ind w:hanging="0" w:start="0" w:end="0"/>
+        <w:jc w:val="start"/>
+        <w:rPr>
+          <w:b w:val="false"/>
+          <w:i w:val="false"/>
+          <w:caps w:val="false"/>
+          <w:smallCaps w:val="false"/>
+          <w:color w:val="3B3B3B"/>
+          <w:spacing w:val="0"/>
+          <w:sz w:val="21"/>
+        </w:rPr>
+      </w:pPr>
+      <w:r>
+        <w:rPr>
+          <w:b w:val="false"/>
+          <w:i w:val="false"/>
+          <w:caps w:val="false"/>
+          <w:smallCaps w:val="false"/>
+          <w:color w:val="3B3B3B"/>
+          <w:spacing w:val="0"/>
+          <w:sz w:val="21"/>
+        </w:rPr>
       </w:r>
     </w:p>
     <w:p>
@@ -623,7 +754,126 @@
           <w:spacing w:val="0"/>
           <w:sz w:val="21"/>
         </w:rPr>
-        <w:t>Miksi moderneiden tietojärjestelmien tietomurrot eivät ole yleensä niin pahoja, kun mediassa annetaan ymmärtää?</w:t>
+        <w:t>Materiaalissa puhuttiin hajautusmenetelmästä (Hashing), mitä se tarkoittaa ja miten se toimii?</w:t>
+      </w:r>
+    </w:p>
+    <w:p>
+      <w:pPr>
+        <w:pStyle w:val="BodyText"/>
+        <w:widowControl/>
+        <w:pBdr/>
+        <w:bidi w:val="0"/>
+        <w:spacing w:lineRule="atLeast" w:line="330" w:before="0" w:after="0"/>
+        <w:ind w:hanging="0" w:start="0" w:end="0"/>
+        <w:jc w:val="start"/>
+        <w:rPr>
+          <w:b w:val="false"/>
+          <w:i w:val="false"/>
+          <w:caps w:val="false"/>
+          <w:smallCaps w:val="false"/>
+          <w:color w:val="3B3B3B"/>
+          <w:spacing w:val="0"/>
+          <w:sz w:val="21"/>
+        </w:rPr>
+      </w:pPr>
+      <w:r>
+        <w:rPr>
+          <w:b w:val="false"/>
+          <w:i w:val="false"/>
+          <w:caps w:val="false"/>
+          <w:smallCaps w:val="false"/>
+          <w:color w:val="3B3B3B"/>
+          <w:spacing w:val="0"/>
+          <w:sz w:val="21"/>
+        </w:rPr>
+        <w:t xml:space="preserve">- </w:t>
+      </w:r>
+      <w:r>
+        <w:rPr>
+          <w:b w:val="false"/>
+          <w:i w:val="false"/>
+          <w:caps w:val="false"/>
+          <w:smallCaps w:val="false"/>
+          <w:color w:val="3B3B3B"/>
+          <w:spacing w:val="0"/>
+          <w:sz w:val="21"/>
+        </w:rPr>
+        <w:t>Järjestelmä laskee salasanan hash-arvon ja tallentaa sen</w:t>
+      </w:r>
+    </w:p>
+    <w:p>
+      <w:pPr>
+        <w:pStyle w:val="BodyText"/>
+        <w:widowControl/>
+        <w:pBdr/>
+        <w:bidi w:val="0"/>
+        <w:spacing w:lineRule="atLeast" w:line="330" w:before="0" w:after="0"/>
+        <w:ind w:hanging="0" w:start="0" w:end="0"/>
+        <w:jc w:val="start"/>
+        <w:rPr>
+          <w:b w:val="false"/>
+          <w:i w:val="false"/>
+          <w:caps w:val="false"/>
+          <w:smallCaps w:val="false"/>
+          <w:color w:val="3B3B3B"/>
+          <w:spacing w:val="0"/>
+          <w:sz w:val="21"/>
+        </w:rPr>
+      </w:pPr>
+      <w:r>
+        <w:rPr>
+          <w:b w:val="false"/>
+          <w:i w:val="false"/>
+          <w:caps w:val="false"/>
+          <w:smallCaps w:val="false"/>
+          <w:color w:val="3B3B3B"/>
+          <w:spacing w:val="0"/>
+          <w:sz w:val="21"/>
+        </w:rPr>
+        <w:t xml:space="preserve">- </w:t>
+      </w:r>
+      <w:r>
+        <w:rPr>
+          <w:b w:val="false"/>
+          <w:i w:val="false"/>
+          <w:caps w:val="false"/>
+          <w:smallCaps w:val="false"/>
+          <w:color w:val="3B3B3B"/>
+          <w:spacing w:val="0"/>
+          <w:sz w:val="21"/>
+        </w:rPr>
+        <w:t>Hash-arvosta ei voi laskea takaisin alkuperäistä salasanaa</w:t>
+      </w:r>
+    </w:p>
+    <w:p>
+      <w:pPr>
+        <w:pStyle w:val="BodyText"/>
+        <w:widowControl/>
+        <w:pBdr/>
+        <w:bidi w:val="0"/>
+        <w:spacing w:lineRule="atLeast" w:line="330" w:before="0" w:after="0"/>
+        <w:ind w:hanging="0" w:start="0" w:end="0"/>
+        <w:jc w:val="start"/>
+        <w:rPr>
+          <w:b w:val="false"/>
+          <w:i w:val="false"/>
+          <w:caps w:val="false"/>
+          <w:smallCaps w:val="false"/>
+          <w:color w:val="3B3B3B"/>
+          <w:spacing w:val="0"/>
+          <w:sz w:val="21"/>
+        </w:rPr>
+      </w:pPr>
+      <w:r>
+        <w:rPr>
+          <w:b w:val="false"/>
+          <w:i w:val="false"/>
+          <w:caps w:val="false"/>
+          <w:smallCaps w:val="false"/>
+          <w:color w:val="3B3B3B"/>
+          <w:spacing w:val="0"/>
+          <w:sz w:val="21"/>
+        </w:rPr>
       </w:r>
     </w:p>
     <w:p>
@@ -663,7 +913,219 @@
           <w:spacing w:val="0"/>
           <w:sz w:val="21"/>
         </w:rPr>
-        <w:t>Miten salasanoja voidaan murtaa?</w:t>
+        <w:t>Miksi moderneiden tietojärjestelmien tietomurrot eivät ole yleensä niin pahoja, kun mediassa annetaan ymmärtää?</w:t>
+      </w:r>
+    </w:p>
+    <w:p>
+      <w:pPr>
+        <w:pStyle w:val="BodyText"/>
+        <w:widowControl/>
+        <w:pBdr/>
+        <w:bidi w:val="0"/>
+        <w:spacing w:lineRule="atLeast" w:line="330" w:before="0" w:after="0"/>
+        <w:ind w:hanging="0" w:start="0" w:end="0"/>
+        <w:jc w:val="start"/>
+        <w:rPr>
+          <w:b w:val="false"/>
+          <w:i w:val="false"/>
+          <w:caps w:val="false"/>
+          <w:smallCaps w:val="false"/>
+          <w:color w:val="3B3B3B"/>
+          <w:spacing w:val="0"/>
+          <w:sz w:val="21"/>
+        </w:rPr>
+      </w:pPr>
+      <w:r>
+        <w:rPr>
+          <w:b w:val="false"/>
+          <w:i w:val="false"/>
+          <w:caps w:val="false"/>
+          <w:smallCaps w:val="false"/>
+          <w:color w:val="3B3B3B"/>
+          <w:spacing w:val="0"/>
+          <w:sz w:val="21"/>
+        </w:rPr>
+        <w:t xml:space="preserve">- </w:t>
+      </w:r>
+      <w:r>
+        <w:rPr>
+          <w:b w:val="false"/>
+          <w:i w:val="false"/>
+          <w:caps w:val="false"/>
+          <w:smallCaps w:val="false"/>
+          <w:color w:val="3B3B3B"/>
+          <w:spacing w:val="0"/>
+          <w:sz w:val="21"/>
+        </w:rPr>
+        <w:t>Salasanat ovat yleensä kryptattuja</w:t>
+      </w:r>
+    </w:p>
+    <w:p>
+      <w:pPr>
+        <w:pStyle w:val="BodyText"/>
+        <w:widowControl/>
+        <w:pBdr/>
+        <w:bidi w:val="0"/>
+        <w:spacing w:lineRule="atLeast" w:line="330" w:before="0" w:after="0"/>
+        <w:ind w:hanging="0" w:start="0" w:end="0"/>
+        <w:jc w:val="start"/>
+        <w:rPr>
+          <w:b w:val="false"/>
+          <w:i w:val="false"/>
+          <w:caps w:val="false"/>
+          <w:smallCaps w:val="false"/>
+          <w:color w:val="3B3B3B"/>
+          <w:spacing w:val="0"/>
+          <w:sz w:val="21"/>
+        </w:rPr>
+      </w:pPr>
+      <w:r>
+        <w:rPr>
+          <w:b w:val="false"/>
+          <w:i w:val="false"/>
+          <w:caps w:val="false"/>
+          <w:smallCaps w:val="false"/>
+          <w:color w:val="3B3B3B"/>
+          <w:spacing w:val="0"/>
+          <w:sz w:val="21"/>
+        </w:rPr>
+        <w:t xml:space="preserve">- </w:t>
+      </w:r>
+      <w:r>
+        <w:rPr>
+          <w:b w:val="false"/>
+          <w:i w:val="false"/>
+          <w:caps w:val="false"/>
+          <w:smallCaps w:val="false"/>
+          <w:color w:val="3B3B3B"/>
+          <w:spacing w:val="0"/>
+          <w:sz w:val="21"/>
+        </w:rPr>
+        <w:t>Salasanoja ei yleensä voi käyttää sellaisenaan toisiin palveluihin</w:t>
+      </w:r>
+    </w:p>
+    <w:p>
+      <w:pPr>
+        <w:pStyle w:val="BodyText"/>
+        <w:widowControl/>
+        <w:pBdr/>
+        <w:bidi w:val="0"/>
+        <w:spacing w:lineRule="atLeast" w:line="330" w:before="0" w:after="0"/>
+        <w:ind w:hanging="0" w:start="0" w:end="0"/>
+        <w:jc w:val="start"/>
+        <w:rPr>
+          <w:b w:val="false"/>
+          <w:i w:val="false"/>
+          <w:caps w:val="false"/>
+          <w:smallCaps w:val="false"/>
+          <w:color w:val="3B3B3B"/>
+          <w:spacing w:val="0"/>
+          <w:sz w:val="21"/>
+        </w:rPr>
+      </w:pPr>
+      <w:r>
+        <w:rPr>
+          <w:b w:val="false"/>
+          <w:i w:val="false"/>
+          <w:caps w:val="false"/>
+          <w:smallCaps w:val="false"/>
+          <w:color w:val="3B3B3B"/>
+          <w:spacing w:val="0"/>
+          <w:sz w:val="21"/>
+        </w:rPr>
+      </w:r>
+    </w:p>
+    <w:p>
+      <w:pPr>
+        <w:pStyle w:val="BodyText"/>
+        <w:widowControl/>
+        <w:pBdr/>
+        <w:bidi w:val="0"/>
+        <w:spacing w:lineRule="atLeast" w:line="330" w:before="0" w:after="0"/>
+        <w:ind w:hanging="0" w:start="0" w:end="0"/>
+        <w:jc w:val="start"/>
+        <w:rPr>
+          <w:b w:val="false"/>
+          <w:i w:val="false"/>
+          <w:caps w:val="false"/>
+          <w:smallCaps w:val="false"/>
+          <w:color w:val="3B3B3B"/>
+          <w:spacing w:val="0"/>
+          <w:sz w:val="21"/>
+        </w:rPr>
+      </w:pPr>
+      <w:r>
+        <w:rPr>
+          <w:b w:val="false"/>
+          <w:i w:val="false"/>
+          <w:caps w:val="false"/>
+          <w:smallCaps w:val="false"/>
+          <w:color w:val="3B3B3B"/>
+          <w:spacing w:val="0"/>
+          <w:sz w:val="21"/>
+        </w:rPr>
+      </w:r>
+    </w:p>
+    <w:p>
+      <w:pPr>
+        <w:pStyle w:val="BodyText"/>
+        <w:widowControl/>
+        <w:pBdr/>
+        <w:bidi w:val="0"/>
+        <w:spacing w:lineRule="atLeast" w:line="330" w:before="0" w:after="0"/>
+        <w:ind w:hanging="0" w:start="0" w:end="0"/>
+        <w:jc w:val="start"/>
+        <w:rPr>
+          <w:b w:val="false"/>
+          <w:i w:val="false"/>
+          <w:caps w:val="false"/>
+          <w:smallCaps w:val="false"/>
+          <w:color w:val="3B3B3B"/>
+          <w:spacing w:val="0"/>
+          <w:sz w:val="21"/>
+        </w:rPr>
+      </w:pPr>
+      <w:r>
+        <w:rPr>
+          <w:b w:val="false"/>
+          <w:i w:val="false"/>
+          <w:caps w:val="false"/>
+          <w:smallCaps w:val="false"/>
+          <w:color w:val="3B3B3B"/>
+          <w:spacing w:val="0"/>
+          <w:sz w:val="21"/>
+        </w:rPr>
+      </w:r>
+    </w:p>
+    <w:p>
+      <w:pPr>
+        <w:pStyle w:val="BodyText"/>
+        <w:widowControl/>
+        <w:pBdr/>
+        <w:bidi w:val="0"/>
+        <w:spacing w:lineRule="atLeast" w:line="330" w:before="0" w:after="0"/>
+        <w:ind w:hanging="0" w:start="0" w:end="0"/>
+        <w:jc w:val="start"/>
+        <w:rPr>
+          <w:b w:val="false"/>
+          <w:i w:val="false"/>
+          <w:caps w:val="false"/>
+          <w:smallCaps w:val="false"/>
+          <w:color w:val="3B3B3B"/>
+          <w:spacing w:val="0"/>
+          <w:sz w:val="21"/>
+        </w:rPr>
+      </w:pPr>
+      <w:r>
+        <w:rPr>
+          <w:b w:val="false"/>
+          <w:i w:val="false"/>
+          <w:caps w:val="false"/>
+          <w:smallCaps w:val="false"/>
+          <w:color w:val="3B3B3B"/>
+          <w:spacing w:val="0"/>
+          <w:sz w:val="21"/>
+        </w:rPr>
       </w:r>
     </w:p>
     <w:p>
@@ -703,7 +1165,126 @@
           <w:spacing w:val="0"/>
           <w:sz w:val="21"/>
         </w:rPr>
-        <w:t>Mitä ongelmia Hashista on?</w:t>
+        <w:t>Miten salasanoja voidaan murtaa?</w:t>
+      </w:r>
+    </w:p>
+    <w:p>
+      <w:pPr>
+        <w:pStyle w:val="BodyText"/>
+        <w:widowControl/>
+        <w:pBdr/>
+        <w:bidi w:val="0"/>
+        <w:spacing w:lineRule="atLeast" w:line="330" w:before="0" w:after="0"/>
+        <w:ind w:hanging="0" w:start="0" w:end="0"/>
+        <w:jc w:val="start"/>
+        <w:rPr>
+          <w:b w:val="false"/>
+          <w:i w:val="false"/>
+          <w:caps w:val="false"/>
+          <w:smallCaps w:val="false"/>
+          <w:color w:val="3B3B3B"/>
+          <w:spacing w:val="0"/>
+          <w:sz w:val="21"/>
+        </w:rPr>
+      </w:pPr>
+      <w:r>
+        <w:rPr>
+          <w:b w:val="false"/>
+          <w:i w:val="false"/>
+          <w:caps w:val="false"/>
+          <w:smallCaps w:val="false"/>
+          <w:color w:val="3B3B3B"/>
+          <w:spacing w:val="0"/>
+          <w:sz w:val="21"/>
+        </w:rPr>
+        <w:t xml:space="preserve">- </w:t>
+      </w:r>
+      <w:r>
+        <w:rPr>
+          <w:b w:val="false"/>
+          <w:i w:val="false"/>
+          <w:caps w:val="false"/>
+          <w:smallCaps w:val="false"/>
+          <w:color w:val="3B3B3B"/>
+          <w:spacing w:val="0"/>
+          <w:sz w:val="21"/>
+        </w:rPr>
+        <w:t>Hyvällä koneteholla</w:t>
+      </w:r>
+    </w:p>
+    <w:p>
+      <w:pPr>
+        <w:pStyle w:val="BodyText"/>
+        <w:widowControl/>
+        <w:pBdr/>
+        <w:bidi w:val="0"/>
+        <w:spacing w:lineRule="atLeast" w:line="330" w:before="0" w:after="0"/>
+        <w:ind w:hanging="0" w:start="0" w:end="0"/>
+        <w:jc w:val="start"/>
+        <w:rPr>
+          <w:b w:val="false"/>
+          <w:i w:val="false"/>
+          <w:caps w:val="false"/>
+          <w:smallCaps w:val="false"/>
+          <w:color w:val="3B3B3B"/>
+          <w:spacing w:val="0"/>
+          <w:sz w:val="21"/>
+        </w:rPr>
+      </w:pPr>
+      <w:r>
+        <w:rPr>
+          <w:b w:val="false"/>
+          <w:i w:val="false"/>
+          <w:caps w:val="false"/>
+          <w:smallCaps w:val="false"/>
+          <w:color w:val="3B3B3B"/>
+          <w:spacing w:val="0"/>
+          <w:sz w:val="21"/>
+        </w:rPr>
+        <w:t xml:space="preserve">- </w:t>
+      </w:r>
+      <w:r>
+        <w:rPr>
+          <w:b w:val="false"/>
+          <w:i w:val="false"/>
+          <w:caps w:val="false"/>
+          <w:smallCaps w:val="false"/>
+          <w:color w:val="3B3B3B"/>
+          <w:spacing w:val="0"/>
+          <w:sz w:val="21"/>
+        </w:rPr>
+        <w:t>Käyttämällä valmiita yleisimpien salasanojen listoja</w:t>
+      </w:r>
+    </w:p>
+    <w:p>
+      <w:pPr>
+        <w:pStyle w:val="BodyText"/>
+        <w:widowControl/>
+        <w:pBdr/>
+        <w:bidi w:val="0"/>
+        <w:spacing w:lineRule="atLeast" w:line="330" w:before="0" w:after="0"/>
+        <w:ind w:hanging="0" w:start="0" w:end="0"/>
+        <w:jc w:val="start"/>
+        <w:rPr>
+          <w:b w:val="false"/>
+          <w:i w:val="false"/>
+          <w:caps w:val="false"/>
+          <w:smallCaps w:val="false"/>
+          <w:color w:val="3B3B3B"/>
+          <w:spacing w:val="0"/>
+          <w:sz w:val="21"/>
+        </w:rPr>
+      </w:pPr>
+      <w:r>
+        <w:rPr>
+          <w:b w:val="false"/>
+          <w:i w:val="false"/>
+          <w:caps w:val="false"/>
+          <w:smallCaps w:val="false"/>
+          <w:color w:val="3B3B3B"/>
+          <w:spacing w:val="0"/>
+          <w:sz w:val="21"/>
+        </w:rPr>
       </w:r>
     </w:p>
     <w:p>
@@ -743,7 +1324,82 @@
           <w:spacing w:val="0"/>
           <w:sz w:val="21"/>
         </w:rPr>
-        <w:t>Miksi salasanan ei kannata olla mistään tunnetusta kielestä?</w:t>
+        <w:t>Mitä ongelmia Hashista on?</w:t>
+      </w:r>
+    </w:p>
+    <w:p>
+      <w:pPr>
+        <w:pStyle w:val="BodyText"/>
+        <w:widowControl/>
+        <w:pBdr/>
+        <w:bidi w:val="0"/>
+        <w:spacing w:lineRule="atLeast" w:line="330" w:before="0" w:after="0"/>
+        <w:ind w:hanging="0" w:start="0" w:end="0"/>
+        <w:jc w:val="start"/>
+        <w:rPr>
+          <w:b w:val="false"/>
+          <w:i w:val="false"/>
+          <w:caps w:val="false"/>
+          <w:smallCaps w:val="false"/>
+          <w:color w:val="3B3B3B"/>
+          <w:spacing w:val="0"/>
+          <w:sz w:val="21"/>
+        </w:rPr>
+      </w:pPr>
+      <w:r>
+        <w:rPr>
+          <w:b w:val="false"/>
+          <w:i w:val="false"/>
+          <w:caps w:val="false"/>
+          <w:smallCaps w:val="false"/>
+          <w:color w:val="3B3B3B"/>
+          <w:spacing w:val="0"/>
+          <w:sz w:val="21"/>
+        </w:rPr>
+        <w:t xml:space="preserve">- </w:t>
+      </w:r>
+      <w:r>
+        <w:rPr>
+          <w:b w:val="false"/>
+          <w:i w:val="false"/>
+          <w:caps w:val="false"/>
+          <w:smallCaps w:val="false"/>
+          <w:color w:val="3B3B3B"/>
+          <w:spacing w:val="0"/>
+          <w:sz w:val="21"/>
+        </w:rPr>
+        <w:t>Siihen liittyy haavoittuvuuksia ja haasteita (Sateenkaari taulut)</w:t>
+      </w:r>
+    </w:p>
+    <w:p>
+      <w:pPr>
+        <w:pStyle w:val="BodyText"/>
+        <w:widowControl/>
+        <w:pBdr/>
+        <w:bidi w:val="0"/>
+        <w:spacing w:lineRule="atLeast" w:line="330" w:before="0" w:after="0"/>
+        <w:ind w:hanging="0" w:start="0" w:end="0"/>
+        <w:jc w:val="start"/>
+        <w:rPr>
+          <w:b w:val="false"/>
+          <w:i w:val="false"/>
+          <w:caps w:val="false"/>
+          <w:smallCaps w:val="false"/>
+          <w:color w:val="3B3B3B"/>
+          <w:spacing w:val="0"/>
+          <w:sz w:val="21"/>
+        </w:rPr>
+      </w:pPr>
+      <w:r>
+        <w:rPr>
+          <w:b w:val="false"/>
+          <w:i w:val="false"/>
+          <w:caps w:val="false"/>
+          <w:smallCaps w:val="false"/>
+          <w:color w:val="3B3B3B"/>
+          <w:spacing w:val="0"/>
+          <w:sz w:val="21"/>
+        </w:rPr>
       </w:r>
     </w:p>
     <w:p>
@@ -783,7 +1439,82 @@
           <w:spacing w:val="0"/>
           <w:sz w:val="21"/>
         </w:rPr>
-        <w:t>Mitkä tekijät tekevät salasanasta hyvän (neljä kohtaa)?</w:t>
+        <w:t>Miksi salasanan ei kannata olla mistään tunnetusta kielestä?</w:t>
+      </w:r>
+    </w:p>
+    <w:p>
+      <w:pPr>
+        <w:pStyle w:val="BodyText"/>
+        <w:widowControl/>
+        <w:pBdr/>
+        <w:bidi w:val="0"/>
+        <w:spacing w:lineRule="atLeast" w:line="330" w:before="0" w:after="0"/>
+        <w:ind w:hanging="0" w:start="0" w:end="0"/>
+        <w:jc w:val="start"/>
+        <w:rPr>
+          <w:b w:val="false"/>
+          <w:i w:val="false"/>
+          <w:caps w:val="false"/>
+          <w:smallCaps w:val="false"/>
+          <w:color w:val="3B3B3B"/>
+          <w:spacing w:val="0"/>
+          <w:sz w:val="21"/>
+        </w:rPr>
+      </w:pPr>
+      <w:r>
+        <w:rPr>
+          <w:b w:val="false"/>
+          <w:i w:val="false"/>
+          <w:caps w:val="false"/>
+          <w:smallCaps w:val="false"/>
+          <w:color w:val="3B3B3B"/>
+          <w:spacing w:val="0"/>
+          <w:sz w:val="21"/>
+        </w:rPr>
+        <w:t xml:space="preserve">- </w:t>
+      </w:r>
+      <w:r>
+        <w:rPr>
+          <w:b w:val="false"/>
+          <w:i w:val="false"/>
+          <w:caps w:val="false"/>
+          <w:smallCaps w:val="false"/>
+          <w:color w:val="3B3B3B"/>
+          <w:spacing w:val="0"/>
+          <w:sz w:val="21"/>
+        </w:rPr>
+        <w:t>Sanakirja hyökkäykset (Massiiviset tiedostot joita koitetaan ajaa läpi salasanaa nuuskiessa)</w:t>
+      </w:r>
+    </w:p>
+    <w:p>
+      <w:pPr>
+        <w:pStyle w:val="BodyText"/>
+        <w:widowControl/>
+        <w:pBdr/>
+        <w:bidi w:val="0"/>
+        <w:spacing w:lineRule="atLeast" w:line="330" w:before="0" w:after="0"/>
+        <w:ind w:hanging="0" w:start="0" w:end="0"/>
+        <w:jc w:val="start"/>
+        <w:rPr>
+          <w:b w:val="false"/>
+          <w:i w:val="false"/>
+          <w:caps w:val="false"/>
+          <w:smallCaps w:val="false"/>
+          <w:color w:val="3B3B3B"/>
+          <w:spacing w:val="0"/>
+          <w:sz w:val="21"/>
+        </w:rPr>
+      </w:pPr>
+      <w:r>
+        <w:rPr>
+          <w:b w:val="false"/>
+          <w:i w:val="false"/>
+          <w:caps w:val="false"/>
+          <w:smallCaps w:val="false"/>
+          <w:color w:val="3B3B3B"/>
+          <w:spacing w:val="0"/>
+          <w:sz w:val="21"/>
+        </w:rPr>
       </w:r>
     </w:p>
     <w:p>
@@ -823,7 +1554,214 @@
           <w:spacing w:val="0"/>
           <w:sz w:val="21"/>
         </w:rPr>
-        <w:t>Mitä käytännön eroa on sillä, onko salasanassa 4 merkkiä vai 7 merkkiä?</w:t>
+        <w:t>Mitkä tekijät tekevät salasanasta hyvän (neljä kohtaa)?</w:t>
+      </w:r>
+    </w:p>
+    <w:p>
+      <w:pPr>
+        <w:pStyle w:val="BodyText"/>
+        <w:widowControl/>
+        <w:pBdr/>
+        <w:bidi w:val="0"/>
+        <w:spacing w:lineRule="atLeast" w:line="330" w:before="0" w:after="0"/>
+        <w:ind w:hanging="0" w:start="0" w:end="0"/>
+        <w:jc w:val="start"/>
+        <w:rPr>
+          <w:b w:val="false"/>
+          <w:i w:val="false"/>
+          <w:caps w:val="false"/>
+          <w:smallCaps w:val="false"/>
+          <w:color w:val="3B3B3B"/>
+          <w:spacing w:val="0"/>
+          <w:sz w:val="21"/>
+        </w:rPr>
+      </w:pPr>
+      <w:r>
+        <w:rPr>
+          <w:b w:val="false"/>
+          <w:i w:val="false"/>
+          <w:caps w:val="false"/>
+          <w:smallCaps w:val="false"/>
+          <w:color w:val="3B3B3B"/>
+          <w:spacing w:val="0"/>
+          <w:sz w:val="21"/>
+        </w:rPr>
+        <w:t xml:space="preserve">- </w:t>
+      </w:r>
+      <w:r>
+        <w:rPr>
+          <w:b w:val="false"/>
+          <w:i w:val="false"/>
+          <w:caps w:val="false"/>
+          <w:smallCaps w:val="false"/>
+          <w:color w:val="3B3B3B"/>
+          <w:spacing w:val="0"/>
+          <w:sz w:val="21"/>
+        </w:rPr>
+        <w:t>Pituus</w:t>
+      </w:r>
+    </w:p>
+    <w:p>
+      <w:pPr>
+        <w:pStyle w:val="BodyText"/>
+        <w:widowControl/>
+        <w:pBdr/>
+        <w:bidi w:val="0"/>
+        <w:spacing w:lineRule="atLeast" w:line="330" w:before="0" w:after="0"/>
+        <w:ind w:hanging="0" w:start="0" w:end="0"/>
+        <w:jc w:val="start"/>
+        <w:rPr>
+          <w:b w:val="false"/>
+          <w:i w:val="false"/>
+          <w:caps w:val="false"/>
+          <w:smallCaps w:val="false"/>
+          <w:color w:val="3B3B3B"/>
+          <w:spacing w:val="0"/>
+          <w:sz w:val="21"/>
+        </w:rPr>
+      </w:pPr>
+      <w:r>
+        <w:rPr>
+          <w:b w:val="false"/>
+          <w:i w:val="false"/>
+          <w:caps w:val="false"/>
+          <w:smallCaps w:val="false"/>
+          <w:color w:val="3B3B3B"/>
+          <w:spacing w:val="0"/>
+          <w:sz w:val="21"/>
+        </w:rPr>
+        <w:t xml:space="preserve">- </w:t>
+      </w:r>
+      <w:r>
+        <w:rPr>
+          <w:b w:val="false"/>
+          <w:i w:val="false"/>
+          <w:caps w:val="false"/>
+          <w:smallCaps w:val="false"/>
+          <w:color w:val="3B3B3B"/>
+          <w:spacing w:val="0"/>
+          <w:sz w:val="21"/>
+        </w:rPr>
+        <w:t>Erikoismerkit</w:t>
+      </w:r>
+    </w:p>
+    <w:p>
+      <w:pPr>
+        <w:pStyle w:val="BodyText"/>
+        <w:widowControl/>
+        <w:pBdr/>
+        <w:bidi w:val="0"/>
+        <w:spacing w:lineRule="atLeast" w:line="330" w:before="0" w:after="0"/>
+        <w:ind w:hanging="0" w:start="0" w:end="0"/>
+        <w:jc w:val="start"/>
+        <w:rPr>
+          <w:b w:val="false"/>
+          <w:i w:val="false"/>
+          <w:caps w:val="false"/>
+          <w:smallCaps w:val="false"/>
+          <w:color w:val="3B3B3B"/>
+          <w:spacing w:val="0"/>
+          <w:sz w:val="21"/>
+        </w:rPr>
+      </w:pPr>
+      <w:r>
+        <w:rPr>
+          <w:b w:val="false"/>
+          <w:i w:val="false"/>
+          <w:caps w:val="false"/>
+          <w:smallCaps w:val="false"/>
+          <w:color w:val="3B3B3B"/>
+          <w:spacing w:val="0"/>
+          <w:sz w:val="21"/>
+        </w:rPr>
+        <w:t xml:space="preserve">- </w:t>
+      </w:r>
+      <w:r>
+        <w:rPr>
+          <w:b w:val="false"/>
+          <w:i w:val="false"/>
+          <w:caps w:val="false"/>
+          <w:smallCaps w:val="false"/>
+          <w:color w:val="3B3B3B"/>
+          <w:spacing w:val="0"/>
+          <w:sz w:val="21"/>
+        </w:rPr>
+        <w:t>Ei samoja salasanoja eri palveluihin</w:t>
+      </w:r>
+    </w:p>
+    <w:p>
+      <w:pPr>
+        <w:pStyle w:val="BodyText"/>
+        <w:widowControl/>
+        <w:pBdr/>
+        <w:bidi w:val="0"/>
+        <w:spacing w:lineRule="atLeast" w:line="330" w:before="0" w:after="0"/>
+        <w:ind w:hanging="0" w:start="0" w:end="0"/>
+        <w:jc w:val="start"/>
+        <w:rPr>
+          <w:b w:val="false"/>
+          <w:i w:val="false"/>
+          <w:caps w:val="false"/>
+          <w:smallCaps w:val="false"/>
+          <w:color w:val="3B3B3B"/>
+          <w:spacing w:val="0"/>
+          <w:sz w:val="21"/>
+        </w:rPr>
+      </w:pPr>
+      <w:r>
+        <w:rPr>
+          <w:b w:val="false"/>
+          <w:i w:val="false"/>
+          <w:caps w:val="false"/>
+          <w:smallCaps w:val="false"/>
+          <w:color w:val="3B3B3B"/>
+          <w:spacing w:val="0"/>
+          <w:sz w:val="21"/>
+        </w:rPr>
+        <w:t xml:space="preserve">- </w:t>
+      </w:r>
+      <w:r>
+        <w:rPr>
+          <w:b w:val="false"/>
+          <w:i w:val="false"/>
+          <w:caps w:val="false"/>
+          <w:smallCaps w:val="false"/>
+          <w:color w:val="3B3B3B"/>
+          <w:spacing w:val="0"/>
+          <w:sz w:val="21"/>
+        </w:rPr>
+        <w:t>Ei selkokielisiä ”kissa” vaan ”K!s5a”</w:t>
+      </w:r>
+    </w:p>
+    <w:p>
+      <w:pPr>
+        <w:pStyle w:val="BodyText"/>
+        <w:widowControl/>
+        <w:pBdr/>
+        <w:bidi w:val="0"/>
+        <w:spacing w:lineRule="atLeast" w:line="330" w:before="0" w:after="0"/>
+        <w:ind w:hanging="0" w:start="0" w:end="0"/>
+        <w:jc w:val="start"/>
+        <w:rPr>
+          <w:b w:val="false"/>
+          <w:i w:val="false"/>
+          <w:caps w:val="false"/>
+          <w:smallCaps w:val="false"/>
+          <w:color w:val="3B3B3B"/>
+          <w:spacing w:val="0"/>
+          <w:sz w:val="21"/>
+        </w:rPr>
+      </w:pPr>
+      <w:r>
+        <w:rPr>
+          <w:b w:val="false"/>
+          <w:i w:val="false"/>
+          <w:caps w:val="false"/>
+          <w:smallCaps w:val="false"/>
+          <w:color w:val="3B3B3B"/>
+          <w:spacing w:val="0"/>
+          <w:sz w:val="21"/>
+        </w:rPr>
       </w:r>
     </w:p>
     <w:p>
@@ -863,7 +1801,82 @@
           <w:spacing w:val="0"/>
           <w:sz w:val="21"/>
         </w:rPr>
-        <w:t>Käytämme päivittäin useita kirjautumista vaativaa palvelua. Miten salasanoja kannattaa hallita?</w:t>
+        <w:t>Mitä käytännön eroa on sillä, onko salasanassa 4 merkkiä vai 7 merkkiä?</w:t>
+      </w:r>
+    </w:p>
+    <w:p>
+      <w:pPr>
+        <w:pStyle w:val="BodyText"/>
+        <w:widowControl/>
+        <w:pBdr/>
+        <w:bidi w:val="0"/>
+        <w:spacing w:lineRule="atLeast" w:line="330" w:before="0" w:after="0"/>
+        <w:ind w:hanging="0" w:start="0" w:end="0"/>
+        <w:jc w:val="start"/>
+        <w:rPr>
+          <w:b w:val="false"/>
+          <w:i w:val="false"/>
+          <w:caps w:val="false"/>
+          <w:smallCaps w:val="false"/>
+          <w:color w:val="3B3B3B"/>
+          <w:spacing w:val="0"/>
+          <w:sz w:val="21"/>
+        </w:rPr>
+      </w:pPr>
+      <w:r>
+        <w:rPr>
+          <w:b w:val="false"/>
+          <w:i w:val="false"/>
+          <w:caps w:val="false"/>
+          <w:smallCaps w:val="false"/>
+          <w:color w:val="3B3B3B"/>
+          <w:spacing w:val="0"/>
+          <w:sz w:val="21"/>
+        </w:rPr>
+        <w:t xml:space="preserve">- </w:t>
+      </w:r>
+      <w:r>
+        <w:rPr>
+          <w:b w:val="false"/>
+          <w:i w:val="false"/>
+          <w:caps w:val="false"/>
+          <w:smallCaps w:val="false"/>
+          <w:color w:val="3B3B3B"/>
+          <w:spacing w:val="0"/>
+          <w:sz w:val="21"/>
+        </w:rPr>
+        <w:t>Murtaminen kestää kauemmin mitä enemmän merkkejä on</w:t>
+      </w:r>
+    </w:p>
+    <w:p>
+      <w:pPr>
+        <w:pStyle w:val="BodyText"/>
+        <w:widowControl/>
+        <w:pBdr/>
+        <w:bidi w:val="0"/>
+        <w:spacing w:lineRule="atLeast" w:line="330" w:before="0" w:after="0"/>
+        <w:ind w:hanging="0" w:start="0" w:end="0"/>
+        <w:jc w:val="start"/>
+        <w:rPr>
+          <w:b w:val="false"/>
+          <w:i w:val="false"/>
+          <w:caps w:val="false"/>
+          <w:smallCaps w:val="false"/>
+          <w:color w:val="3B3B3B"/>
+          <w:spacing w:val="0"/>
+          <w:sz w:val="21"/>
+        </w:rPr>
+      </w:pPr>
+      <w:r>
+        <w:rPr>
+          <w:b w:val="false"/>
+          <w:i w:val="false"/>
+          <w:caps w:val="false"/>
+          <w:smallCaps w:val="false"/>
+          <w:color w:val="3B3B3B"/>
+          <w:spacing w:val="0"/>
+          <w:sz w:val="21"/>
+        </w:rPr>
       </w:r>
     </w:p>
     <w:p>
@@ -903,7 +1916,82 @@
           <w:spacing w:val="0"/>
           <w:sz w:val="21"/>
         </w:rPr>
-        <w:t>Mitä on kryptaus?</w:t>
+        <w:t>Käytämme päivittäin useita kirjautumista vaativaa palvelua. Miten salasanoja kannattaa hallita?</w:t>
+      </w:r>
+    </w:p>
+    <w:p>
+      <w:pPr>
+        <w:pStyle w:val="BodyText"/>
+        <w:widowControl/>
+        <w:pBdr/>
+        <w:bidi w:val="0"/>
+        <w:spacing w:lineRule="atLeast" w:line="330" w:before="0" w:after="0"/>
+        <w:ind w:hanging="0" w:start="0" w:end="0"/>
+        <w:jc w:val="start"/>
+        <w:rPr>
+          <w:b w:val="false"/>
+          <w:i w:val="false"/>
+          <w:caps w:val="false"/>
+          <w:smallCaps w:val="false"/>
+          <w:color w:val="3B3B3B"/>
+          <w:spacing w:val="0"/>
+          <w:sz w:val="21"/>
+        </w:rPr>
+      </w:pPr>
+      <w:r>
+        <w:rPr>
+          <w:b w:val="false"/>
+          <w:i w:val="false"/>
+          <w:caps w:val="false"/>
+          <w:smallCaps w:val="false"/>
+          <w:color w:val="3B3B3B"/>
+          <w:spacing w:val="0"/>
+          <w:sz w:val="21"/>
+        </w:rPr>
+        <w:t xml:space="preserve">- </w:t>
+      </w:r>
+      <w:r>
+        <w:rPr>
+          <w:b w:val="false"/>
+          <w:i w:val="false"/>
+          <w:caps w:val="false"/>
+          <w:smallCaps w:val="false"/>
+          <w:color w:val="3B3B3B"/>
+          <w:spacing w:val="0"/>
+          <w:sz w:val="21"/>
+        </w:rPr>
+        <w:t>Löytyy erlaisia ohjelmistoja kuten Bitwarden</w:t>
+      </w:r>
+    </w:p>
+    <w:p>
+      <w:pPr>
+        <w:pStyle w:val="BodyText"/>
+        <w:widowControl/>
+        <w:pBdr/>
+        <w:bidi w:val="0"/>
+        <w:spacing w:lineRule="atLeast" w:line="330" w:before="0" w:after="0"/>
+        <w:ind w:hanging="0" w:start="0" w:end="0"/>
+        <w:jc w:val="start"/>
+        <w:rPr>
+          <w:b w:val="false"/>
+          <w:i w:val="false"/>
+          <w:caps w:val="false"/>
+          <w:smallCaps w:val="false"/>
+          <w:color w:val="3B3B3B"/>
+          <w:spacing w:val="0"/>
+          <w:sz w:val="21"/>
+        </w:rPr>
+      </w:pPr>
+      <w:r>
+        <w:rPr>
+          <w:b w:val="false"/>
+          <w:i w:val="false"/>
+          <w:caps w:val="false"/>
+          <w:smallCaps w:val="false"/>
+          <w:color w:val="3B3B3B"/>
+          <w:spacing w:val="0"/>
+          <w:sz w:val="21"/>
+        </w:rPr>
       </w:r>
     </w:p>
     <w:p>
@@ -943,7 +2031,82 @@
           <w:spacing w:val="0"/>
           <w:sz w:val="21"/>
         </w:rPr>
-        <w:t>Miten kryptaus toimii?</w:t>
+        <w:t>Mitä on kryptaus?</w:t>
+      </w:r>
+    </w:p>
+    <w:p>
+      <w:pPr>
+        <w:pStyle w:val="BodyText"/>
+        <w:widowControl/>
+        <w:pBdr/>
+        <w:bidi w:val="0"/>
+        <w:spacing w:lineRule="atLeast" w:line="330" w:before="0" w:after="0"/>
+        <w:ind w:hanging="0" w:start="0" w:end="0"/>
+        <w:jc w:val="start"/>
+        <w:rPr>
+          <w:b w:val="false"/>
+          <w:i w:val="false"/>
+          <w:caps w:val="false"/>
+          <w:smallCaps w:val="false"/>
+          <w:color w:val="3B3B3B"/>
+          <w:spacing w:val="0"/>
+          <w:sz w:val="21"/>
+        </w:rPr>
+      </w:pPr>
+      <w:r>
+        <w:rPr>
+          <w:b w:val="false"/>
+          <w:i w:val="false"/>
+          <w:caps w:val="false"/>
+          <w:smallCaps w:val="false"/>
+          <w:color w:val="3B3B3B"/>
+          <w:spacing w:val="0"/>
+          <w:sz w:val="21"/>
+        </w:rPr>
+        <w:t xml:space="preserve">- </w:t>
+      </w:r>
+      <w:r>
+        <w:rPr>
+          <w:b w:val="false"/>
+          <w:i w:val="false"/>
+          <w:caps w:val="false"/>
+          <w:smallCaps w:val="false"/>
+          <w:color w:val="3B3B3B"/>
+          <w:spacing w:val="0"/>
+          <w:sz w:val="21"/>
+        </w:rPr>
+        <w:t>Tietojen salaamista</w:t>
+      </w:r>
+    </w:p>
+    <w:p>
+      <w:pPr>
+        <w:pStyle w:val="BodyText"/>
+        <w:widowControl/>
+        <w:pBdr/>
+        <w:bidi w:val="0"/>
+        <w:spacing w:lineRule="atLeast" w:line="330" w:before="0" w:after="0"/>
+        <w:ind w:hanging="0" w:start="0" w:end="0"/>
+        <w:jc w:val="start"/>
+        <w:rPr>
+          <w:b w:val="false"/>
+          <w:i w:val="false"/>
+          <w:caps w:val="false"/>
+          <w:smallCaps w:val="false"/>
+          <w:color w:val="3B3B3B"/>
+          <w:spacing w:val="0"/>
+          <w:sz w:val="21"/>
+        </w:rPr>
+      </w:pPr>
+      <w:r>
+        <w:rPr>
+          <w:b w:val="false"/>
+          <w:i w:val="false"/>
+          <w:caps w:val="false"/>
+          <w:smallCaps w:val="false"/>
+          <w:color w:val="3B3B3B"/>
+          <w:spacing w:val="0"/>
+          <w:sz w:val="21"/>
+        </w:rPr>
       </w:r>
     </w:p>
     <w:p>
@@ -983,7 +2146,82 @@
           <w:spacing w:val="0"/>
           <w:sz w:val="21"/>
         </w:rPr>
-        <w:t>Mitä ongelmia kryptauksella on?</w:t>
+        <w:t>Miten kryptaus toimii?</w:t>
+      </w:r>
+    </w:p>
+    <w:p>
+      <w:pPr>
+        <w:pStyle w:val="BodyText"/>
+        <w:widowControl/>
+        <w:pBdr/>
+        <w:bidi w:val="0"/>
+        <w:spacing w:lineRule="atLeast" w:line="330" w:before="0" w:after="0"/>
+        <w:ind w:hanging="0" w:start="0" w:end="0"/>
+        <w:jc w:val="start"/>
+        <w:rPr>
+          <w:b w:val="false"/>
+          <w:i w:val="false"/>
+          <w:caps w:val="false"/>
+          <w:smallCaps w:val="false"/>
+          <w:color w:val="3B3B3B"/>
+          <w:spacing w:val="0"/>
+          <w:sz w:val="21"/>
+        </w:rPr>
+      </w:pPr>
+      <w:r>
+        <w:rPr>
+          <w:b w:val="false"/>
+          <w:i w:val="false"/>
+          <w:caps w:val="false"/>
+          <w:smallCaps w:val="false"/>
+          <w:color w:val="3B3B3B"/>
+          <w:spacing w:val="0"/>
+          <w:sz w:val="21"/>
+        </w:rPr>
+        <w:t xml:space="preserve">- </w:t>
+      </w:r>
+      <w:r>
+        <w:rPr>
+          <w:b w:val="false"/>
+          <w:i w:val="false"/>
+          <w:caps w:val="false"/>
+          <w:smallCaps w:val="false"/>
+          <w:color w:val="3B3B3B"/>
+          <w:spacing w:val="0"/>
+          <w:sz w:val="21"/>
+        </w:rPr>
+        <w:t>Muuttaa normaalin ”sanan” merkkijonoksi</w:t>
+      </w:r>
+    </w:p>
+    <w:p>
+      <w:pPr>
+        <w:pStyle w:val="BodyText"/>
+        <w:widowControl/>
+        <w:pBdr/>
+        <w:bidi w:val="0"/>
+        <w:spacing w:lineRule="atLeast" w:line="330" w:before="0" w:after="0"/>
+        <w:ind w:hanging="0" w:start="0" w:end="0"/>
+        <w:jc w:val="start"/>
+        <w:rPr>
+          <w:b w:val="false"/>
+          <w:i w:val="false"/>
+          <w:caps w:val="false"/>
+          <w:smallCaps w:val="false"/>
+          <w:color w:val="3B3B3B"/>
+          <w:spacing w:val="0"/>
+          <w:sz w:val="21"/>
+        </w:rPr>
+      </w:pPr>
+      <w:r>
+        <w:rPr>
+          <w:b w:val="false"/>
+          <w:i w:val="false"/>
+          <w:caps w:val="false"/>
+          <w:smallCaps w:val="false"/>
+          <w:color w:val="3B3B3B"/>
+          <w:spacing w:val="0"/>
+          <w:sz w:val="21"/>
+        </w:rPr>
       </w:r>
     </w:p>
     <w:p>
@@ -1000,6 +2238,121 @@
           <w:tab w:val="left" w:pos="0" w:leader="none"/>
         </w:tabs>
         <w:bidi w:val="0"/>
+        <w:spacing w:lineRule="atLeast" w:line="330" w:before="0" w:after="0"/>
+        <w:ind w:hanging="283" w:start="0" w:end="0"/>
+        <w:jc w:val="start"/>
+        <w:rPr>
+          <w:b w:val="false"/>
+          <w:i w:val="false"/>
+          <w:caps w:val="false"/>
+          <w:smallCaps w:val="false"/>
+          <w:color w:val="3B3B3B"/>
+          <w:spacing w:val="0"/>
+          <w:sz w:val="21"/>
+        </w:rPr>
+      </w:pPr>
+      <w:r>
+        <w:rPr>
+          <w:b w:val="false"/>
+          <w:i w:val="false"/>
+          <w:caps w:val="false"/>
+          <w:smallCaps w:val="false"/>
+          <w:color w:val="3B3B3B"/>
+          <w:spacing w:val="0"/>
+          <w:sz w:val="21"/>
+        </w:rPr>
+        <w:t>Mitä ongelmia kryptauksella on?</w:t>
+      </w:r>
+    </w:p>
+    <w:p>
+      <w:pPr>
+        <w:pStyle w:val="BodyText"/>
+        <w:widowControl/>
+        <w:pBdr/>
+        <w:bidi w:val="0"/>
+        <w:spacing w:lineRule="atLeast" w:line="330" w:before="0" w:after="0"/>
+        <w:ind w:hanging="0" w:start="0" w:end="0"/>
+        <w:jc w:val="start"/>
+        <w:rPr>
+          <w:b w:val="false"/>
+          <w:i w:val="false"/>
+          <w:caps w:val="false"/>
+          <w:smallCaps w:val="false"/>
+          <w:color w:val="3B3B3B"/>
+          <w:spacing w:val="0"/>
+          <w:sz w:val="21"/>
+        </w:rPr>
+      </w:pPr>
+      <w:r>
+        <w:rPr>
+          <w:b w:val="false"/>
+          <w:i w:val="false"/>
+          <w:caps w:val="false"/>
+          <w:smallCaps w:val="false"/>
+          <w:color w:val="3B3B3B"/>
+          <w:spacing w:val="0"/>
+          <w:sz w:val="21"/>
+        </w:rPr>
+        <w:t xml:space="preserve">- </w:t>
+      </w:r>
+      <w:r>
+        <w:rPr>
+          <w:b w:val="false"/>
+          <w:i w:val="false"/>
+          <w:caps w:val="false"/>
+          <w:smallCaps w:val="false"/>
+          <w:color w:val="3B3B3B"/>
+          <w:spacing w:val="0"/>
+          <w:sz w:val="21"/>
+        </w:rPr>
+        <w:t>Jos hukkaat esim levyn palautus avaimen tietojen palautus on mahdotonta</w:t>
+      </w:r>
+    </w:p>
+    <w:p>
+      <w:pPr>
+        <w:pStyle w:val="BodyText"/>
+        <w:widowControl/>
+        <w:pBdr/>
+        <w:bidi w:val="0"/>
+        <w:spacing w:lineRule="atLeast" w:line="330" w:before="0" w:after="0"/>
+        <w:ind w:hanging="0" w:start="0" w:end="0"/>
+        <w:jc w:val="start"/>
+        <w:rPr>
+          <w:b w:val="false"/>
+          <w:i w:val="false"/>
+          <w:caps w:val="false"/>
+          <w:smallCaps w:val="false"/>
+          <w:color w:val="3B3B3B"/>
+          <w:spacing w:val="0"/>
+          <w:sz w:val="21"/>
+        </w:rPr>
+      </w:pPr>
+      <w:r>
+        <w:rPr>
+          <w:b w:val="false"/>
+          <w:i w:val="false"/>
+          <w:caps w:val="false"/>
+          <w:smallCaps w:val="false"/>
+          <w:color w:val="3B3B3B"/>
+          <w:spacing w:val="0"/>
+          <w:sz w:val="21"/>
+        </w:rPr>
+      </w:r>
+    </w:p>
+    <w:p>
+      <w:pPr>
+        <w:pStyle w:val="BodyText"/>
+        <w:widowControl/>
+        <w:numPr>
+          <w:ilvl w:val="0"/>
+          <w:numId w:val="1"/>
+        </w:numPr>
+        <w:pBdr/>
+        <w:tabs>
+          <w:tab w:val="clear" w:pos="709"/>
+          <w:tab w:val="left" w:pos="0" w:leader="none"/>
+        </w:tabs>
+        <w:bidi w:val="0"/>
         <w:spacing w:lineRule="atLeast" w:line="330"/>
         <w:ind w:hanging="283" w:start="0" w:end="0"/>
         <w:jc w:val="start"/>
@@ -1024,6 +2377,125 @@
           <w:sz w:val="21"/>
         </w:rPr>
         <w:t>Mitä tietoja kannattaa kuitenkin kryptata ja milloin?</w:t>
+      </w:r>
+    </w:p>
+    <w:p>
+      <w:pPr>
+        <w:pStyle w:val="BodyText"/>
+        <w:widowControl/>
+        <w:pBdr/>
+        <w:bidi w:val="0"/>
+        <w:spacing w:lineRule="atLeast" w:line="330"/>
+        <w:ind w:hanging="0" w:start="0" w:end="0"/>
+        <w:jc w:val="start"/>
+        <w:rPr>
+          <w:b w:val="false"/>
+          <w:i w:val="false"/>
+          <w:caps w:val="false"/>
+          <w:smallCaps w:val="false"/>
+          <w:color w:val="3B3B3B"/>
+          <w:spacing w:val="0"/>
+          <w:sz w:val="21"/>
+        </w:rPr>
+      </w:pPr>
+      <w:r>
+        <w:rPr>
+          <w:b w:val="false"/>
+          <w:i w:val="false"/>
+          <w:caps w:val="false"/>
+          <w:smallCaps w:val="false"/>
+          <w:color w:val="3B3B3B"/>
+          <w:spacing w:val="0"/>
+          <w:sz w:val="21"/>
+        </w:rPr>
+        <w:t xml:space="preserve">- </w:t>
+      </w:r>
+      <w:r>
+        <w:rPr>
+          <w:b w:val="false"/>
+          <w:i w:val="false"/>
+          <w:caps w:val="false"/>
+          <w:smallCaps w:val="false"/>
+          <w:color w:val="3B3B3B"/>
+          <w:spacing w:val="0"/>
+          <w:sz w:val="21"/>
+        </w:rPr>
+        <w:t>henkilökohtaiset tiedot (Puhelimet, Kannettavat, …)</w:t>
+      </w:r>
+    </w:p>
+    <w:p>
+      <w:pPr>
+        <w:pStyle w:val="BodyText"/>
+        <w:widowControl/>
+        <w:pBdr/>
+        <w:bidi w:val="0"/>
+        <w:spacing w:lineRule="atLeast" w:line="330"/>
+        <w:ind w:hanging="0" w:start="0" w:end="0"/>
+        <w:jc w:val="start"/>
+        <w:rPr>
+          <w:b w:val="false"/>
+          <w:i w:val="false"/>
+          <w:caps w:val="false"/>
+          <w:smallCaps w:val="false"/>
+          <w:color w:val="3B3B3B"/>
+          <w:spacing w:val="0"/>
+          <w:sz w:val="21"/>
+        </w:rPr>
+      </w:pPr>
+      <w:r>
+        <w:rPr>
+          <w:b w:val="false"/>
+          <w:i w:val="false"/>
+          <w:caps w:val="false"/>
+          <w:smallCaps w:val="false"/>
+          <w:color w:val="3B3B3B"/>
+          <w:spacing w:val="0"/>
+          <w:sz w:val="21"/>
+        </w:rPr>
+        <w:t xml:space="preserve">- </w:t>
+      </w:r>
+      <w:r>
+        <w:rPr>
+          <w:b w:val="false"/>
+          <w:i w:val="false"/>
+          <w:caps w:val="false"/>
+          <w:smallCaps w:val="false"/>
+          <w:color w:val="3B3B3B"/>
+          <w:spacing w:val="0"/>
+          <w:sz w:val="21"/>
+        </w:rPr>
+        <w:t>Salasanat</w:t>
+      </w:r>
+    </w:p>
+    <w:p>
+      <w:pPr>
+        <w:pStyle w:val="BodyText"/>
+        <w:widowControl/>
+        <w:pBdr/>
+        <w:bidi w:val="0"/>
+        <w:spacing w:lineRule="atLeast" w:line="330"/>
+        <w:ind w:hanging="0" w:start="0" w:end="0"/>
+        <w:jc w:val="start"/>
+        <w:rPr>
+          <w:b w:val="false"/>
+          <w:i w:val="false"/>
+          <w:caps w:val="false"/>
+          <w:smallCaps w:val="false"/>
+          <w:color w:val="3B3B3B"/>
+          <w:spacing w:val="0"/>
+          <w:sz w:val="21"/>
+        </w:rPr>
+      </w:pPr>
+      <w:r>
+        <w:rPr>
+          <w:b w:val="false"/>
+          <w:i w:val="false"/>
+          <w:caps w:val="false"/>
+          <w:smallCaps w:val="false"/>
+          <w:color w:val="3B3B3B"/>
+          <w:spacing w:val="0"/>
+          <w:sz w:val="21"/>
+        </w:rPr>
       </w:r>
     </w:p>
     <w:p>
